--- a/PP.docx
+++ b/PP.docx
@@ -21,6 +21,26 @@
           <w:lang w:val="en-GB"/>
         </w:rPr>
         <w:t xml:space="preserve"> love to play free fire</w:t>
+      </w:r>
+    </w:p>
+    <w:p>
+      <w:pPr>
+        <w:rPr>
+          <w:lang w:val="en-GB"/>
+        </w:rPr>
+      </w:pPr>
+    </w:p>
+    <w:p>
+      <w:pPr>
+        <w:rPr>
+          <w:lang w:val="en-GB"/>
+        </w:rPr>
+      </w:pPr>
+      <w:r>
+        <w:rPr>
+          <w:lang w:val="en-GB"/>
+        </w:rPr>
+        <w:t>Asdfghjkl;</w:t>
       </w:r>
     </w:p>
     <w:sectPr>
@@ -192,6 +212,7 @@
   <w:style w:type="paragraph" w:default="1" w:styleId="Normal">
     <w:name w:val="Normal"/>
     <w:qFormat/>
+    <w:rsid w:val="00A41EE4"/>
   </w:style>
   <w:style w:type="character" w:default="1" w:styleId="DefaultParagraphFont">
     <w:name w:val="Default Paragraph Font"/>
